--- a/Activites/Activites.docx
+++ b/Activites/Activites.docx
@@ -157,9 +157,9 @@
           <w:noProof/>
         </w:rPr>
         <w:drawing>
-          <wp:inline distT="0" distB="0" distL="0" distR="0" wp14:anchorId="59DF9377" wp14:editId="543A146E">
-            <wp:extent cx="1905000" cy="2540000"/>
-            <wp:effectExtent l="0" t="0" r="0" b="0"/>
+          <wp:inline distT="0" distB="0" distL="0" distR="0" wp14:anchorId="59DF9377" wp14:editId="3BB60F86">
+            <wp:extent cx="3225338" cy="4300449"/>
+            <wp:effectExtent l="0" t="0" r="635" b="5080"/>
             <wp:docPr id="1130869093" name="Image 1" descr="Une image contenant plante, arbre, plein air, ciel&#10;&#10;Description générée automatiquement">
               <a:hlinkClick xmlns:a="http://schemas.openxmlformats.org/drawingml/2006/main" r:id="rId4"/>
             </wp:docPr>
@@ -184,7 +184,7 @@
                   <pic:spPr>
                     <a:xfrm>
                       <a:off x="0" y="0"/>
-                      <a:ext cx="1905000" cy="2540000"/>
+                      <a:ext cx="3271205" cy="4361606"/>
                     </a:xfrm>
                     <a:prstGeom prst="rect">
                       <a:avLst/>
